--- a/docs/Design the MVP feature architecture in detail based on Florida market.docx
+++ b/docs/Design the MVP feature architecture in detail based on Florida market.docx
@@ -47,8 +47,8 @@
         <w:rPr>
           <w:noProof/>
         </w:rPr>
-        <w:pict w14:anchorId="4D296C65">
-          <v:rect id="_x0000_i1042" alt="" style="width:468pt;height:.05pt;mso-width-percent:0;mso-height-percent:0;mso-width-percent:0;mso-height-percent:0" o:hralign="center" o:hrstd="t" o:hr="t" fillcolor="#a0a0a0" stroked="f"/>
+        <w:pict w14:anchorId="15FCC7A0">
+          <v:rect id="_x0000_i1043" alt="" style="width:468pt;height:.05pt;mso-width-percent:0;mso-height-percent:0;mso-width-percent:0;mso-height-percent:0" o:hralign="center" o:hrstd="t" o:hr="t" fillcolor="#a0a0a0" stroked="f"/>
         </w:pict>
       </w:r>
     </w:p>
@@ -276,8 +276,8 @@
         <w:rPr>
           <w:noProof/>
         </w:rPr>
-        <w:pict w14:anchorId="6D3DCBF6">
-          <v:rect id="_x0000_i1041" alt="" style="width:468pt;height:.05pt;mso-width-percent:0;mso-height-percent:0;mso-width-percent:0;mso-height-percent:0" o:hralign="center" o:hrstd="t" o:hr="t" fillcolor="#a0a0a0" stroked="f"/>
+        <w:pict w14:anchorId="0D906660">
+          <v:rect id="_x0000_i1042" alt="" style="width:468pt;height:.05pt;mso-width-percent:0;mso-height-percent:0;mso-width-percent:0;mso-height-percent:0" o:hralign="center" o:hrstd="t" o:hr="t" fillcolor="#a0a0a0" stroked="f"/>
         </w:pict>
       </w:r>
     </w:p>
@@ -426,8 +426,8 @@
         <w:rPr>
           <w:noProof/>
         </w:rPr>
-        <w:pict w14:anchorId="6A0E6B0C">
-          <v:rect id="_x0000_i1040" alt="" style="width:468pt;height:.05pt;mso-width-percent:0;mso-height-percent:0;mso-width-percent:0;mso-height-percent:0" o:hralign="center" o:hrstd="t" o:hr="t" fillcolor="#a0a0a0" stroked="f"/>
+        <w:pict w14:anchorId="3A9569EC">
+          <v:rect id="_x0000_i1041" alt="" style="width:468pt;height:.05pt;mso-width-percent:0;mso-height-percent:0;mso-width-percent:0;mso-height-percent:0" o:hralign="center" o:hrstd="t" o:hr="t" fillcolor="#a0a0a0" stroked="f"/>
         </w:pict>
       </w:r>
     </w:p>
@@ -558,8 +558,8 @@
         <w:rPr>
           <w:noProof/>
         </w:rPr>
-        <w:pict w14:anchorId="0CAD4CC2">
-          <v:rect id="_x0000_i1039" alt="" style="width:468pt;height:.05pt;mso-width-percent:0;mso-height-percent:0;mso-width-percent:0;mso-height-percent:0" o:hralign="center" o:hrstd="t" o:hr="t" fillcolor="#a0a0a0" stroked="f"/>
+        <w:pict w14:anchorId="73E0C101">
+          <v:rect id="_x0000_i1040" alt="" style="width:468pt;height:.05pt;mso-width-percent:0;mso-height-percent:0;mso-width-percent:0;mso-height-percent:0" o:hralign="center" o:hrstd="t" o:hr="t" fillcolor="#a0a0a0" stroked="f"/>
         </w:pict>
       </w:r>
     </w:p>
@@ -619,8 +619,8 @@
         <w:rPr>
           <w:noProof/>
         </w:rPr>
-        <w:pict w14:anchorId="1582B360">
-          <v:rect id="_x0000_i1038" alt="" style="width:468pt;height:.05pt;mso-width-percent:0;mso-height-percent:0;mso-width-percent:0;mso-height-percent:0" o:hralign="center" o:hrstd="t" o:hr="t" fillcolor="#a0a0a0" stroked="f"/>
+        <w:pict w14:anchorId="6F2D93DF">
+          <v:rect id="_x0000_i1039" alt="" style="width:468pt;height:.05pt;mso-width-percent:0;mso-height-percent:0;mso-width-percent:0;mso-height-percent:0" o:hralign="center" o:hrstd="t" o:hr="t" fillcolor="#a0a0a0" stroked="f"/>
         </w:pict>
       </w:r>
     </w:p>
@@ -706,8 +706,8 @@
         <w:rPr>
           <w:noProof/>
         </w:rPr>
-        <w:pict w14:anchorId="07E43CA1">
-          <v:rect id="_x0000_i1037" alt="" style="width:468pt;height:.05pt;mso-width-percent:0;mso-height-percent:0;mso-width-percent:0;mso-height-percent:0" o:hralign="center" o:hrstd="t" o:hr="t" fillcolor="#a0a0a0" stroked="f"/>
+        <w:pict w14:anchorId="29D519C2">
+          <v:rect id="_x0000_i1038" alt="" style="width:468pt;height:.05pt;mso-width-percent:0;mso-height-percent:0;mso-width-percent:0;mso-height-percent:0" o:hralign="center" o:hrstd="t" o:hr="t" fillcolor="#a0a0a0" stroked="f"/>
         </w:pict>
       </w:r>
     </w:p>
@@ -777,8 +777,8 @@
         <w:rPr>
           <w:noProof/>
         </w:rPr>
-        <w:pict w14:anchorId="000ABDFA">
-          <v:rect id="_x0000_i1036" alt="" style="width:468pt;height:.05pt;mso-width-percent:0;mso-height-percent:0;mso-width-percent:0;mso-height-percent:0" o:hralign="center" o:hrstd="t" o:hr="t" fillcolor="#a0a0a0" stroked="f"/>
+        <w:pict w14:anchorId="0733ED7E">
+          <v:rect id="_x0000_i1037" alt="" style="width:468pt;height:.05pt;mso-width-percent:0;mso-height-percent:0;mso-width-percent:0;mso-height-percent:0" o:hralign="center" o:hrstd="t" o:hr="t" fillcolor="#a0a0a0" stroked="f"/>
         </w:pict>
       </w:r>
     </w:p>
@@ -849,8 +849,8 @@
         <w:rPr>
           <w:noProof/>
         </w:rPr>
-        <w:pict w14:anchorId="5BA5A13E">
-          <v:rect id="_x0000_i1035" alt="" style="width:468pt;height:.05pt;mso-width-percent:0;mso-height-percent:0;mso-width-percent:0;mso-height-percent:0" o:hralign="center" o:hrstd="t" o:hr="t" fillcolor="#a0a0a0" stroked="f"/>
+        <w:pict w14:anchorId="7B834FD9">
+          <v:rect id="_x0000_i1036" alt="" style="width:468pt;height:.05pt;mso-width-percent:0;mso-height-percent:0;mso-width-percent:0;mso-height-percent:0" o:hralign="center" o:hrstd="t" o:hr="t" fillcolor="#a0a0a0" stroked="f"/>
         </w:pict>
       </w:r>
     </w:p>
@@ -884,8 +884,8 @@
         <w:rPr>
           <w:noProof/>
         </w:rPr>
-        <w:pict w14:anchorId="180C9D1E">
-          <v:rect id="_x0000_i1034" alt="" style="width:468pt;height:.05pt;mso-width-percent:0;mso-height-percent:0;mso-width-percent:0;mso-height-percent:0" o:hralign="center" o:hrstd="t" o:hr="t" fillcolor="#a0a0a0" stroked="f"/>
+        <w:pict w14:anchorId="047CCBC0">
+          <v:rect id="_x0000_i1035" alt="" style="width:468pt;height:.05pt;mso-width-percent:0;mso-height-percent:0;mso-width-percent:0;mso-height-percent:0" o:hralign="center" o:hrstd="t" o:hr="t" fillcolor="#a0a0a0" stroked="f"/>
         </w:pict>
       </w:r>
     </w:p>
@@ -1001,8 +1001,8 @@
         <w:rPr>
           <w:noProof/>
         </w:rPr>
-        <w:pict w14:anchorId="36B07111">
-          <v:rect id="_x0000_i1033" alt="" style="width:468pt;height:.05pt;mso-width-percent:0;mso-height-percent:0;mso-width-percent:0;mso-height-percent:0" o:hralign="center" o:hrstd="t" o:hr="t" fillcolor="#a0a0a0" stroked="f"/>
+        <w:pict w14:anchorId="7168FEF5">
+          <v:rect id="_x0000_i1034" alt="" style="width:468pt;height:.05pt;mso-width-percent:0;mso-height-percent:0;mso-width-percent:0;mso-height-percent:0" o:hralign="center" o:hrstd="t" o:hr="t" fillcolor="#a0a0a0" stroked="f"/>
         </w:pict>
       </w:r>
     </w:p>
@@ -1092,8 +1092,8 @@
         <w:rPr>
           <w:noProof/>
         </w:rPr>
-        <w:pict w14:anchorId="40232E5D">
-          <v:rect id="_x0000_i1032" alt="" style="width:468pt;height:.05pt;mso-width-percent:0;mso-height-percent:0;mso-width-percent:0;mso-height-percent:0" o:hralign="center" o:hrstd="t" o:hr="t" fillcolor="#a0a0a0" stroked="f"/>
+        <w:pict w14:anchorId="517C494A">
+          <v:rect id="_x0000_i1033" alt="" style="width:468pt;height:.05pt;mso-width-percent:0;mso-height-percent:0;mso-width-percent:0;mso-height-percent:0" o:hralign="center" o:hrstd="t" o:hr="t" fillcolor="#a0a0a0" stroked="f"/>
         </w:pict>
       </w:r>
     </w:p>
@@ -1148,8 +1148,8 @@
         <w:rPr>
           <w:noProof/>
         </w:rPr>
-        <w:pict w14:anchorId="017AE56E">
-          <v:rect id="_x0000_i1031" alt="" style="width:468pt;height:.05pt;mso-width-percent:0;mso-height-percent:0;mso-width-percent:0;mso-height-percent:0" o:hralign="center" o:hrstd="t" o:hr="t" fillcolor="#a0a0a0" stroked="f"/>
+        <w:pict w14:anchorId="4610350E">
+          <v:rect id="_x0000_i1032" alt="" style="width:468pt;height:.05pt;mso-width-percent:0;mso-height-percent:0;mso-width-percent:0;mso-height-percent:0" o:hralign="center" o:hrstd="t" o:hr="t" fillcolor="#a0a0a0" stroked="f"/>
         </w:pict>
       </w:r>
     </w:p>
@@ -1183,8 +1183,8 @@
         <w:rPr>
           <w:noProof/>
         </w:rPr>
-        <w:pict w14:anchorId="11EA5CEA">
-          <v:rect id="_x0000_i1030" alt="" style="width:468pt;height:.05pt;mso-width-percent:0;mso-height-percent:0;mso-width-percent:0;mso-height-percent:0" o:hralign="center" o:hrstd="t" o:hr="t" fillcolor="#a0a0a0" stroked="f"/>
+        <w:pict w14:anchorId="6AEBE946">
+          <v:rect id="_x0000_i1031" alt="" style="width:468pt;height:.05pt;mso-width-percent:0;mso-height-percent:0;mso-width-percent:0;mso-height-percent:0" o:hralign="center" o:hrstd="t" o:hr="t" fillcolor="#a0a0a0" stroked="f"/>
         </w:pict>
       </w:r>
     </w:p>
@@ -1325,8 +1325,8 @@
         <w:rPr>
           <w:noProof/>
         </w:rPr>
-        <w:pict w14:anchorId="7D5ED0D2">
-          <v:rect id="_x0000_i1029" alt="" style="width:468pt;height:.05pt;mso-width-percent:0;mso-height-percent:0;mso-width-percent:0;mso-height-percent:0" o:hralign="center" o:hrstd="t" o:hr="t" fillcolor="#a0a0a0" stroked="f"/>
+        <w:pict w14:anchorId="60D606EA">
+          <v:rect id="_x0000_i1030" alt="" style="width:468pt;height:.05pt;mso-width-percent:0;mso-height-percent:0;mso-width-percent:0;mso-height-percent:0" o:hralign="center" o:hrstd="t" o:hr="t" fillcolor="#a0a0a0" stroked="f"/>
         </w:pict>
       </w:r>
     </w:p>
@@ -1365,8 +1365,8 @@
         <w:rPr>
           <w:noProof/>
         </w:rPr>
-        <w:pict w14:anchorId="3C7F9BF0">
-          <v:rect id="_x0000_i1028" alt="" style="width:468pt;height:.05pt;mso-width-percent:0;mso-height-percent:0;mso-width-percent:0;mso-height-percent:0" o:hralign="center" o:hrstd="t" o:hr="t" fillcolor="#a0a0a0" stroked="f"/>
+        <w:pict w14:anchorId="188C1B97">
+          <v:rect id="_x0000_i1029" alt="" style="width:468pt;height:.05pt;mso-width-percent:0;mso-height-percent:0;mso-width-percent:0;mso-height-percent:0" o:hralign="center" o:hrstd="t" o:hr="t" fillcolor="#a0a0a0" stroked="f"/>
         </w:pict>
       </w:r>
     </w:p>
@@ -1421,8 +1421,8 @@
         <w:rPr>
           <w:noProof/>
         </w:rPr>
-        <w:pict w14:anchorId="03531D79">
-          <v:rect id="_x0000_i1027" alt="" style="width:468pt;height:.05pt;mso-width-percent:0;mso-height-percent:0;mso-width-percent:0;mso-height-percent:0" o:hralign="center" o:hrstd="t" o:hr="t" fillcolor="#a0a0a0" stroked="f"/>
+        <w:pict w14:anchorId="379148CE">
+          <v:rect id="_x0000_i1028" alt="" style="width:468pt;height:.05pt;mso-width-percent:0;mso-height-percent:0;mso-width-percent:0;mso-height-percent:0" o:hralign="center" o:hrstd="t" o:hr="t" fillcolor="#a0a0a0" stroked="f"/>
         </w:pict>
       </w:r>
     </w:p>
@@ -1498,8 +1498,8 @@
         <w:rPr>
           <w:noProof/>
         </w:rPr>
-        <w:pict w14:anchorId="25FA4828">
-          <v:rect id="_x0000_i1026" alt="" style="width:468pt;height:.05pt;mso-width-percent:0;mso-height-percent:0;mso-width-percent:0;mso-height-percent:0" o:hralign="center" o:hrstd="t" o:hr="t" fillcolor="#a0a0a0" stroked="f"/>
+        <w:pict w14:anchorId="6E1FB4CA">
+          <v:rect id="_x0000_i1027" alt="" style="width:468pt;height:.05pt;mso-width-percent:0;mso-height-percent:0;mso-width-percent:0;mso-height-percent:0" o:hralign="center" o:hrstd="t" o:hr="t" fillcolor="#a0a0a0" stroked="f"/>
         </w:pict>
       </w:r>
     </w:p>
@@ -1574,37 +1574,461 @@
         <w:rPr>
           <w:noProof/>
         </w:rPr>
-        <w:pict w14:anchorId="2F0DC9FF">
+        <w:pict w14:anchorId="1AB365D8">
+          <v:rect id="_x0000_i1026" alt="" style="width:468pt;height:.05pt;mso-width-percent:0;mso-height-percent:0;mso-width-percent:0;mso-height-percent:0" o:hralign="center" o:hrstd="t" o:hr="t" fillcolor="#a0a0a0" stroked="f"/>
+        </w:pict>
+      </w:r>
+    </w:p>
+    <w:p>
+      <w:r>
+        <w:t>If you want next, we can:</w:t>
+      </w:r>
+    </w:p>
+    <w:p>
+      <w:r>
+        <w:t>Break this into a 90-day execution roadmap</w:t>
+      </w:r>
+    </w:p>
+    <w:p>
+      <w:r>
+        <w:t>Design the database schema</w:t>
+      </w:r>
+    </w:p>
+    <w:p>
+      <w:r>
+        <w:lastRenderedPageBreak/>
+        <w:t>Define the exact v1 UI layout</w:t>
+      </w:r>
+    </w:p>
+    <w:p>
+      <w:r>
+        <w:t>Or calculate realistic dev time &amp; budget</w:t>
+      </w:r>
+      <w:r>
+        <w:t>.</w:t>
+      </w:r>
+    </w:p>
+    <w:p>
+      <w:r>
+        <w:t>Choosing the HOA/Property App is a savvy move for 2026. Because of new Florida laws, you aren't just selling "convenience"—you are selling legal protection to thousands of boards that are now technically out of compliance.</w:t>
+      </w:r>
+    </w:p>
+    <w:p>
+      <w:r>
+        <w:t>Here are my recommendations to start, based on the specific 2026 Florida legal landscape.</w:t>
+      </w:r>
+    </w:p>
+    <w:p>
+      <w:r>
+        <w:t>1. The "Must-Have" Feature Checklist (Statutory Compliance)</w:t>
+      </w:r>
+    </w:p>
+    <w:p>
+      <w:r>
+        <w:t xml:space="preserve">To be viable in the Florida market right now, your app must include these specific features to satisfy </w:t>
+      </w:r>
+      <w:hyperlink r:id="rId5" w:tgtFrame="_blank" w:history="1">
+        <w:r>
+          <w:rPr>
+            <w:rStyle w:val="Hyperlink"/>
+          </w:rPr>
+          <w:t>Florida Statutes 718 (Condos)</w:t>
+        </w:r>
+      </w:hyperlink>
+      <w:r>
+        <w:t xml:space="preserve"> and </w:t>
+      </w:r>
+      <w:hyperlink r:id="rId6" w:tgtFrame="_blank" w:history="1">
+        <w:r>
+          <w:rPr>
+            <w:rStyle w:val="Hyperlink"/>
+          </w:rPr>
+          <w:t>720 (HOAs)</w:t>
+        </w:r>
+      </w:hyperlink>
+      <w:r>
+        <w:t>:</w:t>
+      </w:r>
+    </w:p>
+    <w:p>
+      <w:r>
+        <w:t>Dual-Layer Portal: A public-facing site for general info and a secure, password-protected portal for owners.</w:t>
+      </w:r>
+    </w:p>
+    <w:p>
+      <w:r>
+        <w:t>The "Digital Filing Cabinet": Specialized folders for mandatory uploads, including:</w:t>
+      </w:r>
+    </w:p>
+    <w:p>
+      <w:r>
+        <w:t>Governing Docs: Declarations, Bylaws, and Articles of Incorporation.</w:t>
+      </w:r>
+    </w:p>
+    <w:p>
+      <w:r>
+        <w:t>Financials: Annual budgets, monthly income/expense statements, and audit reports.</w:t>
+      </w:r>
+    </w:p>
+    <w:p>
+      <w:r>
+        <w:t>Meeting Records: Agendas and at least 12 months of meeting minutes.</w:t>
+      </w:r>
+    </w:p>
+    <w:p>
+      <w:r>
+        <w:t>30-Day Auto-Alerts: A system that reminds boards to upload new records within the statutory 30-day window after they are created.</w:t>
+      </w:r>
+    </w:p>
+    <w:p>
+      <w:r>
+        <w:t>Video Archive: A section specifically for video recordings of virtual meetings, which are now considered official records in Florida.</w:t>
+      </w:r>
+    </w:p>
+    <w:p>
+      <w:r>
+        <w:t>2. The 2026 "Secret Weapon" Features</w:t>
+      </w:r>
+    </w:p>
+    <w:p>
+      <w:r>
+        <w:t>Since many legacy apps already do the basics, you can win the market by solving the newest 2026 pain points:</w:t>
+      </w:r>
+    </w:p>
+    <w:p>
+      <w:r>
+        <w:t xml:space="preserve">CAM Licensure Verification: Under </w:t>
+      </w:r>
+      <w:hyperlink r:id="rId7" w:tgtFrame="_blank" w:history="1">
+        <w:r>
+          <w:rPr>
+            <w:rStyle w:val="Hyperlink"/>
+          </w:rPr>
+          <w:t>SB 822</w:t>
+        </w:r>
+      </w:hyperlink>
+      <w:r>
+        <w:t>, Florida board members now have a statutory duty to ensure their Community Association Manager (CAM) is properly licensed. Build a "Vendor Compliance Dashboard" that automatically tracks and alerts the board if a manager's or contractor's Florida license is expiring.</w:t>
+      </w:r>
+    </w:p>
+    <w:p>
+      <w:r>
+        <w:t xml:space="preserve">Electronic Voting &amp; Affidavits: Florida recently updated rules for </w:t>
+      </w:r>
+      <w:hyperlink r:id="rId8" w:tgtFrame="_blank" w:history="1">
+        <w:r>
+          <w:rPr>
+            <w:rStyle w:val="Hyperlink"/>
+          </w:rPr>
+          <w:t>electronic ballots</w:t>
+        </w:r>
+      </w:hyperlink>
+      <w:r>
+        <w:t>. An app that generates the necessary logs and affidavits to rebut legal challenges to a vote will be a hero-product for board presidents.</w:t>
+      </w:r>
+    </w:p>
+    <w:p>
+      <w:r>
+        <w:lastRenderedPageBreak/>
+        <w:t xml:space="preserve">SIRS &amp; Structural Tracking: Following the Surfside tragedy, </w:t>
+      </w:r>
+      <w:hyperlink r:id="rId9" w:tgtFrame="_blank" w:history="1">
+        <w:r>
+          <w:rPr>
+            <w:rStyle w:val="Hyperlink"/>
+          </w:rPr>
+          <w:t>Structural Integrity Reserve Studies (SIRS)</w:t>
+        </w:r>
+      </w:hyperlink>
+      <w:r>
+        <w:t xml:space="preserve"> are mandatory for many buildings. A "Milestone Tracker" for these inspections and their subsequent repair schedules is a high-value niche.</w:t>
+      </w:r>
+    </w:p>
+    <w:p>
+      <w:r>
+        <w:t>3. Immediate Next Steps</w:t>
+      </w:r>
+    </w:p>
+    <w:p>
+      <w:r>
+        <w:t>Narrow Your "Tier": Don't target the massive 500-unit high-rises first; they already have expensive enterprise software. Target the 25 to 100-unit Condos—the "newly regulated" group that was exempt from website laws until 2026.</w:t>
+      </w:r>
+    </w:p>
+    <w:p>
+      <w:r>
+        <w:t>Product Positioning: Don't market as "Community Management Software." Market as a "Florida Statutory Compliance Portal." 3. Find a "Design Partner": Reach out to a local Florida CAM (Community Association Manager). They are the ones currently drowning in document requests and would likely give you free feedback in exchange for a discounted subscription later.</w:t>
+      </w:r>
+    </w:p>
+    <w:p>
+      <w:r>
+        <w:rPr>
+          <w:noProof/>
+        </w:rPr>
+        <w:pict w14:anchorId="0AF86731">
           <v:rect id="_x0000_i1025" alt="" style="width:468pt;height:.05pt;mso-width-percent:0;mso-height-percent:0;mso-width-percent:0;mso-height-percent:0" o:hralign="center" o:hrstd="t" o:hr="t" fillcolor="#a0a0a0" stroked="f"/>
         </w:pict>
       </w:r>
     </w:p>
     <w:p>
       <w:r>
-        <w:t>If you want next, we can:</w:t>
-      </w:r>
-    </w:p>
-    <w:p>
-      <w:r>
-        <w:t>Break this into a 90-day execution roadmap</w:t>
-      </w:r>
-    </w:p>
-    <w:p>
-      <w:r>
-        <w:t>Design the database schema</w:t>
+        <w:t>Would you like me to find a list of Florida-based Community Association Management (CAM) firms or associations where you could pitch a beta version?</w:t>
+      </w:r>
+    </w:p>
+    <w:p>
+      <w:r>
+        <w:br w:type="page"/>
       </w:r>
     </w:p>
     <w:p>
       <w:r>
         <w:lastRenderedPageBreak/>
-        <w:t>Define the exact v1 UI layout</w:t>
-      </w:r>
-    </w:p>
-    <w:p>
-      <w:r>
-        <w:t>Or calculate realistic dev time &amp; budget</w:t>
-      </w:r>
-    </w:p>
+        <w:t>To capture the 25–100 unit condo market, your app must move beyond simple property management and function as a compliance-as-a-service platform. For these smaller associations, the board members are often volunteers who are terrified of the personal liability introduced by new Florida laws.</w:t>
+      </w:r>
+    </w:p>
+    <w:p>
+      <w:r>
+        <w:t xml:space="preserve">According to </w:t>
+      </w:r>
+      <w:hyperlink r:id="rId10" w:tgtFrame="_blank" w:history="1">
+        <w:r>
+          <w:rPr>
+            <w:rStyle w:val="Hyperlink"/>
+          </w:rPr>
+          <w:t>Florida Statute 718.111(12)(g)</w:t>
+        </w:r>
+      </w:hyperlink>
+      <w:r>
+        <w:t>, as of January 1, 2026, all condominiums with 25 or more units must maintain a website or mobile app with a protected portal.</w:t>
+      </w:r>
+    </w:p>
+    <w:p>
+      <w:r>
+        <w:t>1. The "Legal Safe Harbor" Portal (Highest Priority)</w:t>
+      </w:r>
+    </w:p>
+    <w:p>
+      <w:r>
+        <w:t>Your app must provide a password-protected area where only owners and employees can access specific documents. Under the law, the following must be hosted:</w:t>
+      </w:r>
+    </w:p>
+    <w:p>
+      <w:r>
+        <w:t xml:space="preserve">Governing Documents: Digital copies of the </w:t>
+      </w:r>
+      <w:hyperlink r:id="rId11" w:tgtFrame="_blank" w:history="1">
+        <w:r>
+          <w:rPr>
+            <w:rStyle w:val="Hyperlink"/>
+          </w:rPr>
+          <w:t>Declaration of Condominium</w:t>
+        </w:r>
+      </w:hyperlink>
+      <w:r>
+        <w:t>, Articles of Incorporation, Bylaws, and Rules.</w:t>
+      </w:r>
+    </w:p>
+    <w:p>
+      <w:r>
+        <w:t>Meeting Notices &amp; Agendas: Must be posted at least 48 hours before a regular board meeting.</w:t>
+      </w:r>
+    </w:p>
+    <w:p>
+      <w:r>
+        <w:t>12 Months of Minutes: A rolling archive of approved meeting minutes.</w:t>
+      </w:r>
+    </w:p>
+    <w:p>
+      <w:r>
+        <w:t>Financial Records: Annual budgets, monthly income/expense statements, and any financial reports or tax returns.</w:t>
+      </w:r>
+    </w:p>
+    <w:p>
+      <w:r>
+        <w:t xml:space="preserve">Contract &amp; Bid Transparency: A list of all </w:t>
+      </w:r>
+      <w:hyperlink r:id="rId12" w:tgtFrame="_blank" w:history="1">
+        <w:r>
+          <w:rPr>
+            <w:rStyle w:val="Hyperlink"/>
+          </w:rPr>
+          <w:t>active (executory) contracts</w:t>
+        </w:r>
+      </w:hyperlink>
+      <w:r>
+        <w:t xml:space="preserve"> and any bids received within the past year.</w:t>
+      </w:r>
+    </w:p>
+    <w:p>
+      <w:r>
+        <w:t>2. The "Surfside Compliance" Module</w:t>
+      </w:r>
+    </w:p>
+    <w:p>
+      <w:r>
+        <w:t>Following recent safety legislation, small condos now have intense structural reporting requirements. Your app should feature:</w:t>
+      </w:r>
+    </w:p>
+    <w:p>
+      <w:r>
+        <w:t xml:space="preserve">SIRS &amp; Milestone Tracker: A dedicated section for </w:t>
+      </w:r>
+      <w:hyperlink r:id="rId13" w:tgtFrame="_blank" w:history="1">
+        <w:r>
+          <w:rPr>
+            <w:rStyle w:val="Hyperlink"/>
+          </w:rPr>
+          <w:t>Structural Integrity Reserve Studies (SIRS)</w:t>
+        </w:r>
+      </w:hyperlink>
+      <w:r>
+        <w:t xml:space="preserve"> and Milestone Inspection summaries. Florida law now requires these to be </w:t>
+      </w:r>
+      <w:hyperlink r:id="rId14" w:tgtFrame="_blank" w:history="1">
+        <w:r>
+          <w:rPr>
+            <w:rStyle w:val="Hyperlink"/>
+          </w:rPr>
+          <w:t>publicly accessible</w:t>
+        </w:r>
+      </w:hyperlink>
+      <w:r>
+        <w:t xml:space="preserve"> to owners.</w:t>
+      </w:r>
+    </w:p>
+    <w:p>
+      <w:r>
+        <w:t xml:space="preserve">Reserve Funding Dashboard: A tool that shows owners how the association is meeting the </w:t>
+      </w:r>
+      <w:hyperlink r:id="rId15" w:tgtFrame="_blank" w:history="1">
+        <w:r>
+          <w:rPr>
+            <w:rStyle w:val="Hyperlink"/>
+          </w:rPr>
+          <w:t>mandatory reserve funding schedules</w:t>
+        </w:r>
+      </w:hyperlink>
+      <w:r>
+        <w:t xml:space="preserve"> (which can no longer be waived for structural items).</w:t>
+      </w:r>
+    </w:p>
+    <w:p>
+      <w:r>
+        <w:t>3. Liability &amp; Security Features</w:t>
+      </w:r>
+    </w:p>
+    <w:p>
+      <w:r>
+        <w:t xml:space="preserve">Automatic Redaction Tool: The law </w:t>
+      </w:r>
+      <w:hyperlink r:id="rId16" w:tgtFrame="_blank" w:history="1">
+        <w:r>
+          <w:rPr>
+            <w:rStyle w:val="Hyperlink"/>
+          </w:rPr>
+          <w:t>strictly prohibits</w:t>
+        </w:r>
+      </w:hyperlink>
+      <w:r>
+        <w:t xml:space="preserve"> posting sensitive owner info (social security numbers, credit card info, medical records). An AI tool that flags or redacts this before a document is "published" would be a massive selling point.</w:t>
+      </w:r>
+    </w:p>
+    <w:p>
+      <w:r>
+        <w:lastRenderedPageBreak/>
+        <w:t xml:space="preserve">Electronic Voting &amp; Affidavits: For smaller condos, getting a quorum is hard. An </w:t>
+      </w:r>
+      <w:hyperlink r:id="rId17" w:tgtFrame="_blank" w:history="1">
+        <w:r>
+          <w:rPr>
+            <w:rStyle w:val="Hyperlink"/>
+          </w:rPr>
+          <w:t>electronic voting system</w:t>
+        </w:r>
+      </w:hyperlink>
+      <w:r>
+        <w:t xml:space="preserve"> that automatically generates the legally required logs and affidavits to prove a vote's validity is essential.</w:t>
+      </w:r>
+    </w:p>
+    <w:p>
+      <w:r>
+        <w:t>30-Day Compliance Alerts: An automated "nudge" system that tells board members: "You just finished a board meeting; you have 30 days to upload the minutes to stay in compliance with §718.111."</w:t>
+      </w:r>
+    </w:p>
+    <w:p>
+      <w:r>
+        <w:t>4. Operational "Stickiness" (Day-to-Day Use)</w:t>
+      </w:r>
+    </w:p>
+    <w:p>
+      <w:r>
+        <w:t>To make the app indispensable, include these daily tools:</w:t>
+      </w:r>
+    </w:p>
+    <w:p>
+      <w:r>
+        <w:t xml:space="preserve">Mobile-Friendly Payments: An easy portal for </w:t>
+      </w:r>
+      <w:hyperlink r:id="rId18" w:tgtFrame="_blank" w:history="1">
+        <w:r>
+          <w:rPr>
+            <w:rStyle w:val="Hyperlink"/>
+          </w:rPr>
+          <w:t>paying monthly assessments</w:t>
+        </w:r>
+      </w:hyperlink>
+      <w:r>
+        <w:t xml:space="preserve"> via ACH or Credit Card.</w:t>
+      </w:r>
+    </w:p>
+    <w:p>
+      <w:r>
+        <w:t xml:space="preserve">Amenity Booking: For communities with a pool or clubhouse, an </w:t>
+      </w:r>
+      <w:hyperlink r:id="rId19" w:tgtFrame="_blank" w:history="1">
+        <w:r>
+          <w:rPr>
+            <w:rStyle w:val="Hyperlink"/>
+          </w:rPr>
+          <w:t>online calendar</w:t>
+        </w:r>
+      </w:hyperlink>
+      <w:r>
+        <w:t xml:space="preserve"> reduces the "management by spreadsheet" headache.</w:t>
+      </w:r>
+    </w:p>
+    <w:p>
+      <w:r>
+        <w:t xml:space="preserve">Vendor Compliance Tracker: A place to store contractor insurance certificates and licenses, ensuring the board only hires </w:t>
+      </w:r>
+      <w:hyperlink r:id="rId20" w:tgtFrame="_blank" w:history="1">
+        <w:r>
+          <w:rPr>
+            <w:rStyle w:val="Hyperlink"/>
+          </w:rPr>
+          <w:t>fully insured vendors</w:t>
+        </w:r>
+      </w:hyperlink>
+      <w:r>
+        <w:t>.</w:t>
+      </w:r>
+    </w:p>
+    <w:p>
+      <w:r>
+        <w:t xml:space="preserve">Pro Tip for Starting: Market your app as a "One-Click Florida Compliance Shield." Small boards don't want a "social network"; they want to know they won't get fined by the </w:t>
+      </w:r>
+      <w:hyperlink r:id="rId21" w:tgtFrame="_blank" w:history="1">
+        <w:r>
+          <w:rPr>
+            <w:rStyle w:val="Hyperlink"/>
+          </w:rPr>
+          <w:t>DBPR</w:t>
+        </w:r>
+      </w:hyperlink>
+      <w:r>
+        <w:t>.</w:t>
+      </w:r>
+    </w:p>
+    <w:p/>
     <w:p/>
     <w:sectPr>
       <w:pgSz w:w="12240" w:h="15840"/>
@@ -2811,6 +3235,155 @@
     </w:lvl>
   </w:abstractNum>
   <w:abstractNum w:abstractNumId="8" w15:restartNumberingAfterBreak="0">
+    <w:nsid w:val="0B916ADE"/>
+    <w:multiLevelType w:val="multilevel"/>
+    <w:tmpl w:val="47BA32BA"/>
+    <w:lvl w:ilvl="0">
+      <w:start w:val="1"/>
+      <w:numFmt w:val="bullet"/>
+      <w:lvlText w:val=""/>
+      <w:lvlJc w:val="left"/>
+      <w:pPr>
+        <w:tabs>
+          <w:tab w:val="num" w:pos="720"/>
+        </w:tabs>
+        <w:ind w:left="720" w:hanging="360"/>
+      </w:pPr>
+      <w:rPr>
+        <w:rFonts w:ascii="Symbol" w:hAnsi="Symbol" w:hint="default"/>
+        <w:sz w:val="20"/>
+      </w:rPr>
+    </w:lvl>
+    <w:lvl w:ilvl="1" w:tentative="1">
+      <w:start w:val="1"/>
+      <w:numFmt w:val="bullet"/>
+      <w:lvlText w:val="o"/>
+      <w:lvlJc w:val="left"/>
+      <w:pPr>
+        <w:tabs>
+          <w:tab w:val="num" w:pos="1440"/>
+        </w:tabs>
+        <w:ind w:left="1440" w:hanging="360"/>
+      </w:pPr>
+      <w:rPr>
+        <w:rFonts w:ascii="Courier New" w:hAnsi="Courier New" w:hint="default"/>
+        <w:sz w:val="20"/>
+      </w:rPr>
+    </w:lvl>
+    <w:lvl w:ilvl="2" w:tentative="1">
+      <w:start w:val="1"/>
+      <w:numFmt w:val="bullet"/>
+      <w:lvlText w:val=""/>
+      <w:lvlJc w:val="left"/>
+      <w:pPr>
+        <w:tabs>
+          <w:tab w:val="num" w:pos="2160"/>
+        </w:tabs>
+        <w:ind w:left="2160" w:hanging="360"/>
+      </w:pPr>
+      <w:rPr>
+        <w:rFonts w:ascii="Wingdings" w:hAnsi="Wingdings" w:hint="default"/>
+        <w:sz w:val="20"/>
+      </w:rPr>
+    </w:lvl>
+    <w:lvl w:ilvl="3" w:tentative="1">
+      <w:start w:val="1"/>
+      <w:numFmt w:val="bullet"/>
+      <w:lvlText w:val=""/>
+      <w:lvlJc w:val="left"/>
+      <w:pPr>
+        <w:tabs>
+          <w:tab w:val="num" w:pos="2880"/>
+        </w:tabs>
+        <w:ind w:left="2880" w:hanging="360"/>
+      </w:pPr>
+      <w:rPr>
+        <w:rFonts w:ascii="Wingdings" w:hAnsi="Wingdings" w:hint="default"/>
+        <w:sz w:val="20"/>
+      </w:rPr>
+    </w:lvl>
+    <w:lvl w:ilvl="4" w:tentative="1">
+      <w:start w:val="1"/>
+      <w:numFmt w:val="bullet"/>
+      <w:lvlText w:val=""/>
+      <w:lvlJc w:val="left"/>
+      <w:pPr>
+        <w:tabs>
+          <w:tab w:val="num" w:pos="3600"/>
+        </w:tabs>
+        <w:ind w:left="3600" w:hanging="360"/>
+      </w:pPr>
+      <w:rPr>
+        <w:rFonts w:ascii="Wingdings" w:hAnsi="Wingdings" w:hint="default"/>
+        <w:sz w:val="20"/>
+      </w:rPr>
+    </w:lvl>
+    <w:lvl w:ilvl="5" w:tentative="1">
+      <w:start w:val="1"/>
+      <w:numFmt w:val="bullet"/>
+      <w:lvlText w:val=""/>
+      <w:lvlJc w:val="left"/>
+      <w:pPr>
+        <w:tabs>
+          <w:tab w:val="num" w:pos="4320"/>
+        </w:tabs>
+        <w:ind w:left="4320" w:hanging="360"/>
+      </w:pPr>
+      <w:rPr>
+        <w:rFonts w:ascii="Wingdings" w:hAnsi="Wingdings" w:hint="default"/>
+        <w:sz w:val="20"/>
+      </w:rPr>
+    </w:lvl>
+    <w:lvl w:ilvl="6" w:tentative="1">
+      <w:start w:val="1"/>
+      <w:numFmt w:val="bullet"/>
+      <w:lvlText w:val=""/>
+      <w:lvlJc w:val="left"/>
+      <w:pPr>
+        <w:tabs>
+          <w:tab w:val="num" w:pos="5040"/>
+        </w:tabs>
+        <w:ind w:left="5040" w:hanging="360"/>
+      </w:pPr>
+      <w:rPr>
+        <w:rFonts w:ascii="Wingdings" w:hAnsi="Wingdings" w:hint="default"/>
+        <w:sz w:val="20"/>
+      </w:rPr>
+    </w:lvl>
+    <w:lvl w:ilvl="7" w:tentative="1">
+      <w:start w:val="1"/>
+      <w:numFmt w:val="bullet"/>
+      <w:lvlText w:val=""/>
+      <w:lvlJc w:val="left"/>
+      <w:pPr>
+        <w:tabs>
+          <w:tab w:val="num" w:pos="5760"/>
+        </w:tabs>
+        <w:ind w:left="5760" w:hanging="360"/>
+      </w:pPr>
+      <w:rPr>
+        <w:rFonts w:ascii="Wingdings" w:hAnsi="Wingdings" w:hint="default"/>
+        <w:sz w:val="20"/>
+      </w:rPr>
+    </w:lvl>
+    <w:lvl w:ilvl="8" w:tentative="1">
+      <w:start w:val="1"/>
+      <w:numFmt w:val="bullet"/>
+      <w:lvlText w:val=""/>
+      <w:lvlJc w:val="left"/>
+      <w:pPr>
+        <w:tabs>
+          <w:tab w:val="num" w:pos="6480"/>
+        </w:tabs>
+        <w:ind w:left="6480" w:hanging="360"/>
+      </w:pPr>
+      <w:rPr>
+        <w:rFonts w:ascii="Wingdings" w:hAnsi="Wingdings" w:hint="default"/>
+        <w:sz w:val="20"/>
+      </w:rPr>
+    </w:lvl>
+  </w:abstractNum>
+  <w:abstractNum w:abstractNumId="9" w15:restartNumberingAfterBreak="0">
     <w:nsid w:val="0C776DDE"/>
     <w:multiLevelType w:val="multilevel"/>
     <w:tmpl w:val="5B4CE214"/>
@@ -2959,7 +3532,7 @@
       </w:rPr>
     </w:lvl>
   </w:abstractNum>
-  <w:abstractNum w:abstractNumId="9" w15:restartNumberingAfterBreak="0">
+  <w:abstractNum w:abstractNumId="10" w15:restartNumberingAfterBreak="0">
     <w:nsid w:val="0EBC69A6"/>
     <w:multiLevelType w:val="multilevel"/>
     <w:tmpl w:val="BE16C242"/>
@@ -3108,7 +3681,156 @@
       </w:rPr>
     </w:lvl>
   </w:abstractNum>
-  <w:abstractNum w:abstractNumId="10" w15:restartNumberingAfterBreak="0">
+  <w:abstractNum w:abstractNumId="11" w15:restartNumberingAfterBreak="0">
+    <w:nsid w:val="18FA69AB"/>
+    <w:multiLevelType w:val="multilevel"/>
+    <w:tmpl w:val="1928543A"/>
+    <w:lvl w:ilvl="0">
+      <w:start w:val="1"/>
+      <w:numFmt w:val="bullet"/>
+      <w:lvlText w:val=""/>
+      <w:lvlJc w:val="left"/>
+      <w:pPr>
+        <w:tabs>
+          <w:tab w:val="num" w:pos="720"/>
+        </w:tabs>
+        <w:ind w:left="720" w:hanging="360"/>
+      </w:pPr>
+      <w:rPr>
+        <w:rFonts w:ascii="Symbol" w:hAnsi="Symbol" w:hint="default"/>
+        <w:sz w:val="20"/>
+      </w:rPr>
+    </w:lvl>
+    <w:lvl w:ilvl="1" w:tentative="1">
+      <w:start w:val="1"/>
+      <w:numFmt w:val="bullet"/>
+      <w:lvlText w:val="o"/>
+      <w:lvlJc w:val="left"/>
+      <w:pPr>
+        <w:tabs>
+          <w:tab w:val="num" w:pos="1440"/>
+        </w:tabs>
+        <w:ind w:left="1440" w:hanging="360"/>
+      </w:pPr>
+      <w:rPr>
+        <w:rFonts w:ascii="Courier New" w:hAnsi="Courier New" w:hint="default"/>
+        <w:sz w:val="20"/>
+      </w:rPr>
+    </w:lvl>
+    <w:lvl w:ilvl="2" w:tentative="1">
+      <w:start w:val="1"/>
+      <w:numFmt w:val="bullet"/>
+      <w:lvlText w:val=""/>
+      <w:lvlJc w:val="left"/>
+      <w:pPr>
+        <w:tabs>
+          <w:tab w:val="num" w:pos="2160"/>
+        </w:tabs>
+        <w:ind w:left="2160" w:hanging="360"/>
+      </w:pPr>
+      <w:rPr>
+        <w:rFonts w:ascii="Wingdings" w:hAnsi="Wingdings" w:hint="default"/>
+        <w:sz w:val="20"/>
+      </w:rPr>
+    </w:lvl>
+    <w:lvl w:ilvl="3" w:tentative="1">
+      <w:start w:val="1"/>
+      <w:numFmt w:val="bullet"/>
+      <w:lvlText w:val=""/>
+      <w:lvlJc w:val="left"/>
+      <w:pPr>
+        <w:tabs>
+          <w:tab w:val="num" w:pos="2880"/>
+        </w:tabs>
+        <w:ind w:left="2880" w:hanging="360"/>
+      </w:pPr>
+      <w:rPr>
+        <w:rFonts w:ascii="Wingdings" w:hAnsi="Wingdings" w:hint="default"/>
+        <w:sz w:val="20"/>
+      </w:rPr>
+    </w:lvl>
+    <w:lvl w:ilvl="4" w:tentative="1">
+      <w:start w:val="1"/>
+      <w:numFmt w:val="bullet"/>
+      <w:lvlText w:val=""/>
+      <w:lvlJc w:val="left"/>
+      <w:pPr>
+        <w:tabs>
+          <w:tab w:val="num" w:pos="3600"/>
+        </w:tabs>
+        <w:ind w:left="3600" w:hanging="360"/>
+      </w:pPr>
+      <w:rPr>
+        <w:rFonts w:ascii="Wingdings" w:hAnsi="Wingdings" w:hint="default"/>
+        <w:sz w:val="20"/>
+      </w:rPr>
+    </w:lvl>
+    <w:lvl w:ilvl="5" w:tentative="1">
+      <w:start w:val="1"/>
+      <w:numFmt w:val="bullet"/>
+      <w:lvlText w:val=""/>
+      <w:lvlJc w:val="left"/>
+      <w:pPr>
+        <w:tabs>
+          <w:tab w:val="num" w:pos="4320"/>
+        </w:tabs>
+        <w:ind w:left="4320" w:hanging="360"/>
+      </w:pPr>
+      <w:rPr>
+        <w:rFonts w:ascii="Wingdings" w:hAnsi="Wingdings" w:hint="default"/>
+        <w:sz w:val="20"/>
+      </w:rPr>
+    </w:lvl>
+    <w:lvl w:ilvl="6" w:tentative="1">
+      <w:start w:val="1"/>
+      <w:numFmt w:val="bullet"/>
+      <w:lvlText w:val=""/>
+      <w:lvlJc w:val="left"/>
+      <w:pPr>
+        <w:tabs>
+          <w:tab w:val="num" w:pos="5040"/>
+        </w:tabs>
+        <w:ind w:left="5040" w:hanging="360"/>
+      </w:pPr>
+      <w:rPr>
+        <w:rFonts w:ascii="Wingdings" w:hAnsi="Wingdings" w:hint="default"/>
+        <w:sz w:val="20"/>
+      </w:rPr>
+    </w:lvl>
+    <w:lvl w:ilvl="7" w:tentative="1">
+      <w:start w:val="1"/>
+      <w:numFmt w:val="bullet"/>
+      <w:lvlText w:val=""/>
+      <w:lvlJc w:val="left"/>
+      <w:pPr>
+        <w:tabs>
+          <w:tab w:val="num" w:pos="5760"/>
+        </w:tabs>
+        <w:ind w:left="5760" w:hanging="360"/>
+      </w:pPr>
+      <w:rPr>
+        <w:rFonts w:ascii="Wingdings" w:hAnsi="Wingdings" w:hint="default"/>
+        <w:sz w:val="20"/>
+      </w:rPr>
+    </w:lvl>
+    <w:lvl w:ilvl="8" w:tentative="1">
+      <w:start w:val="1"/>
+      <w:numFmt w:val="bullet"/>
+      <w:lvlText w:val=""/>
+      <w:lvlJc w:val="left"/>
+      <w:pPr>
+        <w:tabs>
+          <w:tab w:val="num" w:pos="6480"/>
+        </w:tabs>
+        <w:ind w:left="6480" w:hanging="360"/>
+      </w:pPr>
+      <w:rPr>
+        <w:rFonts w:ascii="Wingdings" w:hAnsi="Wingdings" w:hint="default"/>
+        <w:sz w:val="20"/>
+      </w:rPr>
+    </w:lvl>
+  </w:abstractNum>
+  <w:abstractNum w:abstractNumId="12" w15:restartNumberingAfterBreak="0">
     <w:nsid w:val="1B5705DE"/>
     <w:multiLevelType w:val="multilevel"/>
     <w:tmpl w:val="A0FC6D70"/>
@@ -3257,7 +3979,7 @@
       </w:rPr>
     </w:lvl>
   </w:abstractNum>
-  <w:abstractNum w:abstractNumId="11" w15:restartNumberingAfterBreak="0">
+  <w:abstractNum w:abstractNumId="13" w15:restartNumberingAfterBreak="0">
     <w:nsid w:val="1BBE755E"/>
     <w:multiLevelType w:val="multilevel"/>
     <w:tmpl w:val="C16A73B2"/>
@@ -3406,7 +4128,7 @@
       </w:rPr>
     </w:lvl>
   </w:abstractNum>
-  <w:abstractNum w:abstractNumId="12" w15:restartNumberingAfterBreak="0">
+  <w:abstractNum w:abstractNumId="14" w15:restartNumberingAfterBreak="0">
     <w:nsid w:val="1F037B1D"/>
     <w:multiLevelType w:val="multilevel"/>
     <w:tmpl w:val="CD90B490"/>
@@ -3555,7 +4277,7 @@
       </w:rPr>
     </w:lvl>
   </w:abstractNum>
-  <w:abstractNum w:abstractNumId="13" w15:restartNumberingAfterBreak="0">
+  <w:abstractNum w:abstractNumId="15" w15:restartNumberingAfterBreak="0">
     <w:nsid w:val="1FF063F3"/>
     <w:multiLevelType w:val="multilevel"/>
     <w:tmpl w:val="62D28B9C"/>
@@ -3704,7 +4426,305 @@
       </w:rPr>
     </w:lvl>
   </w:abstractNum>
-  <w:abstractNum w:abstractNumId="14" w15:restartNumberingAfterBreak="0">
+  <w:abstractNum w:abstractNumId="16" w15:restartNumberingAfterBreak="0">
+    <w:nsid w:val="201D34EA"/>
+    <w:multiLevelType w:val="multilevel"/>
+    <w:tmpl w:val="78C23144"/>
+    <w:lvl w:ilvl="0">
+      <w:start w:val="1"/>
+      <w:numFmt w:val="bullet"/>
+      <w:lvlText w:val=""/>
+      <w:lvlJc w:val="left"/>
+      <w:pPr>
+        <w:tabs>
+          <w:tab w:val="num" w:pos="720"/>
+        </w:tabs>
+        <w:ind w:left="720" w:hanging="360"/>
+      </w:pPr>
+      <w:rPr>
+        <w:rFonts w:ascii="Symbol" w:hAnsi="Symbol" w:hint="default"/>
+        <w:sz w:val="20"/>
+      </w:rPr>
+    </w:lvl>
+    <w:lvl w:ilvl="1" w:tentative="1">
+      <w:start w:val="1"/>
+      <w:numFmt w:val="bullet"/>
+      <w:lvlText w:val="o"/>
+      <w:lvlJc w:val="left"/>
+      <w:pPr>
+        <w:tabs>
+          <w:tab w:val="num" w:pos="1440"/>
+        </w:tabs>
+        <w:ind w:left="1440" w:hanging="360"/>
+      </w:pPr>
+      <w:rPr>
+        <w:rFonts w:ascii="Courier New" w:hAnsi="Courier New" w:hint="default"/>
+        <w:sz w:val="20"/>
+      </w:rPr>
+    </w:lvl>
+    <w:lvl w:ilvl="2" w:tentative="1">
+      <w:start w:val="1"/>
+      <w:numFmt w:val="bullet"/>
+      <w:lvlText w:val=""/>
+      <w:lvlJc w:val="left"/>
+      <w:pPr>
+        <w:tabs>
+          <w:tab w:val="num" w:pos="2160"/>
+        </w:tabs>
+        <w:ind w:left="2160" w:hanging="360"/>
+      </w:pPr>
+      <w:rPr>
+        <w:rFonts w:ascii="Wingdings" w:hAnsi="Wingdings" w:hint="default"/>
+        <w:sz w:val="20"/>
+      </w:rPr>
+    </w:lvl>
+    <w:lvl w:ilvl="3" w:tentative="1">
+      <w:start w:val="1"/>
+      <w:numFmt w:val="bullet"/>
+      <w:lvlText w:val=""/>
+      <w:lvlJc w:val="left"/>
+      <w:pPr>
+        <w:tabs>
+          <w:tab w:val="num" w:pos="2880"/>
+        </w:tabs>
+        <w:ind w:left="2880" w:hanging="360"/>
+      </w:pPr>
+      <w:rPr>
+        <w:rFonts w:ascii="Wingdings" w:hAnsi="Wingdings" w:hint="default"/>
+        <w:sz w:val="20"/>
+      </w:rPr>
+    </w:lvl>
+    <w:lvl w:ilvl="4" w:tentative="1">
+      <w:start w:val="1"/>
+      <w:numFmt w:val="bullet"/>
+      <w:lvlText w:val=""/>
+      <w:lvlJc w:val="left"/>
+      <w:pPr>
+        <w:tabs>
+          <w:tab w:val="num" w:pos="3600"/>
+        </w:tabs>
+        <w:ind w:left="3600" w:hanging="360"/>
+      </w:pPr>
+      <w:rPr>
+        <w:rFonts w:ascii="Wingdings" w:hAnsi="Wingdings" w:hint="default"/>
+        <w:sz w:val="20"/>
+      </w:rPr>
+    </w:lvl>
+    <w:lvl w:ilvl="5" w:tentative="1">
+      <w:start w:val="1"/>
+      <w:numFmt w:val="bullet"/>
+      <w:lvlText w:val=""/>
+      <w:lvlJc w:val="left"/>
+      <w:pPr>
+        <w:tabs>
+          <w:tab w:val="num" w:pos="4320"/>
+        </w:tabs>
+        <w:ind w:left="4320" w:hanging="360"/>
+      </w:pPr>
+      <w:rPr>
+        <w:rFonts w:ascii="Wingdings" w:hAnsi="Wingdings" w:hint="default"/>
+        <w:sz w:val="20"/>
+      </w:rPr>
+    </w:lvl>
+    <w:lvl w:ilvl="6" w:tentative="1">
+      <w:start w:val="1"/>
+      <w:numFmt w:val="bullet"/>
+      <w:lvlText w:val=""/>
+      <w:lvlJc w:val="left"/>
+      <w:pPr>
+        <w:tabs>
+          <w:tab w:val="num" w:pos="5040"/>
+        </w:tabs>
+        <w:ind w:left="5040" w:hanging="360"/>
+      </w:pPr>
+      <w:rPr>
+        <w:rFonts w:ascii="Wingdings" w:hAnsi="Wingdings" w:hint="default"/>
+        <w:sz w:val="20"/>
+      </w:rPr>
+    </w:lvl>
+    <w:lvl w:ilvl="7" w:tentative="1">
+      <w:start w:val="1"/>
+      <w:numFmt w:val="bullet"/>
+      <w:lvlText w:val=""/>
+      <w:lvlJc w:val="left"/>
+      <w:pPr>
+        <w:tabs>
+          <w:tab w:val="num" w:pos="5760"/>
+        </w:tabs>
+        <w:ind w:left="5760" w:hanging="360"/>
+      </w:pPr>
+      <w:rPr>
+        <w:rFonts w:ascii="Wingdings" w:hAnsi="Wingdings" w:hint="default"/>
+        <w:sz w:val="20"/>
+      </w:rPr>
+    </w:lvl>
+    <w:lvl w:ilvl="8" w:tentative="1">
+      <w:start w:val="1"/>
+      <w:numFmt w:val="bullet"/>
+      <w:lvlText w:val=""/>
+      <w:lvlJc w:val="left"/>
+      <w:pPr>
+        <w:tabs>
+          <w:tab w:val="num" w:pos="6480"/>
+        </w:tabs>
+        <w:ind w:left="6480" w:hanging="360"/>
+      </w:pPr>
+      <w:rPr>
+        <w:rFonts w:ascii="Wingdings" w:hAnsi="Wingdings" w:hint="default"/>
+        <w:sz w:val="20"/>
+      </w:rPr>
+    </w:lvl>
+  </w:abstractNum>
+  <w:abstractNum w:abstractNumId="17" w15:restartNumberingAfterBreak="0">
+    <w:nsid w:val="20A22971"/>
+    <w:multiLevelType w:val="multilevel"/>
+    <w:tmpl w:val="1AB8691E"/>
+    <w:lvl w:ilvl="0">
+      <w:start w:val="1"/>
+      <w:numFmt w:val="bullet"/>
+      <w:lvlText w:val=""/>
+      <w:lvlJc w:val="left"/>
+      <w:pPr>
+        <w:tabs>
+          <w:tab w:val="num" w:pos="720"/>
+        </w:tabs>
+        <w:ind w:left="720" w:hanging="360"/>
+      </w:pPr>
+      <w:rPr>
+        <w:rFonts w:ascii="Symbol" w:hAnsi="Symbol" w:hint="default"/>
+        <w:sz w:val="20"/>
+      </w:rPr>
+    </w:lvl>
+    <w:lvl w:ilvl="1" w:tentative="1">
+      <w:start w:val="1"/>
+      <w:numFmt w:val="bullet"/>
+      <w:lvlText w:val="o"/>
+      <w:lvlJc w:val="left"/>
+      <w:pPr>
+        <w:tabs>
+          <w:tab w:val="num" w:pos="1440"/>
+        </w:tabs>
+        <w:ind w:left="1440" w:hanging="360"/>
+      </w:pPr>
+      <w:rPr>
+        <w:rFonts w:ascii="Courier New" w:hAnsi="Courier New" w:hint="default"/>
+        <w:sz w:val="20"/>
+      </w:rPr>
+    </w:lvl>
+    <w:lvl w:ilvl="2" w:tentative="1">
+      <w:start w:val="1"/>
+      <w:numFmt w:val="bullet"/>
+      <w:lvlText w:val=""/>
+      <w:lvlJc w:val="left"/>
+      <w:pPr>
+        <w:tabs>
+          <w:tab w:val="num" w:pos="2160"/>
+        </w:tabs>
+        <w:ind w:left="2160" w:hanging="360"/>
+      </w:pPr>
+      <w:rPr>
+        <w:rFonts w:ascii="Wingdings" w:hAnsi="Wingdings" w:hint="default"/>
+        <w:sz w:val="20"/>
+      </w:rPr>
+    </w:lvl>
+    <w:lvl w:ilvl="3" w:tentative="1">
+      <w:start w:val="1"/>
+      <w:numFmt w:val="bullet"/>
+      <w:lvlText w:val=""/>
+      <w:lvlJc w:val="left"/>
+      <w:pPr>
+        <w:tabs>
+          <w:tab w:val="num" w:pos="2880"/>
+        </w:tabs>
+        <w:ind w:left="2880" w:hanging="360"/>
+      </w:pPr>
+      <w:rPr>
+        <w:rFonts w:ascii="Wingdings" w:hAnsi="Wingdings" w:hint="default"/>
+        <w:sz w:val="20"/>
+      </w:rPr>
+    </w:lvl>
+    <w:lvl w:ilvl="4" w:tentative="1">
+      <w:start w:val="1"/>
+      <w:numFmt w:val="bullet"/>
+      <w:lvlText w:val=""/>
+      <w:lvlJc w:val="left"/>
+      <w:pPr>
+        <w:tabs>
+          <w:tab w:val="num" w:pos="3600"/>
+        </w:tabs>
+        <w:ind w:left="3600" w:hanging="360"/>
+      </w:pPr>
+      <w:rPr>
+        <w:rFonts w:ascii="Wingdings" w:hAnsi="Wingdings" w:hint="default"/>
+        <w:sz w:val="20"/>
+      </w:rPr>
+    </w:lvl>
+    <w:lvl w:ilvl="5" w:tentative="1">
+      <w:start w:val="1"/>
+      <w:numFmt w:val="bullet"/>
+      <w:lvlText w:val=""/>
+      <w:lvlJc w:val="left"/>
+      <w:pPr>
+        <w:tabs>
+          <w:tab w:val="num" w:pos="4320"/>
+        </w:tabs>
+        <w:ind w:left="4320" w:hanging="360"/>
+      </w:pPr>
+      <w:rPr>
+        <w:rFonts w:ascii="Wingdings" w:hAnsi="Wingdings" w:hint="default"/>
+        <w:sz w:val="20"/>
+      </w:rPr>
+    </w:lvl>
+    <w:lvl w:ilvl="6" w:tentative="1">
+      <w:start w:val="1"/>
+      <w:numFmt w:val="bullet"/>
+      <w:lvlText w:val=""/>
+      <w:lvlJc w:val="left"/>
+      <w:pPr>
+        <w:tabs>
+          <w:tab w:val="num" w:pos="5040"/>
+        </w:tabs>
+        <w:ind w:left="5040" w:hanging="360"/>
+      </w:pPr>
+      <w:rPr>
+        <w:rFonts w:ascii="Wingdings" w:hAnsi="Wingdings" w:hint="default"/>
+        <w:sz w:val="20"/>
+      </w:rPr>
+    </w:lvl>
+    <w:lvl w:ilvl="7" w:tentative="1">
+      <w:start w:val="1"/>
+      <w:numFmt w:val="bullet"/>
+      <w:lvlText w:val=""/>
+      <w:lvlJc w:val="left"/>
+      <w:pPr>
+        <w:tabs>
+          <w:tab w:val="num" w:pos="5760"/>
+        </w:tabs>
+        <w:ind w:left="5760" w:hanging="360"/>
+      </w:pPr>
+      <w:rPr>
+        <w:rFonts w:ascii="Wingdings" w:hAnsi="Wingdings" w:hint="default"/>
+        <w:sz w:val="20"/>
+      </w:rPr>
+    </w:lvl>
+    <w:lvl w:ilvl="8" w:tentative="1">
+      <w:start w:val="1"/>
+      <w:numFmt w:val="bullet"/>
+      <w:lvlText w:val=""/>
+      <w:lvlJc w:val="left"/>
+      <w:pPr>
+        <w:tabs>
+          <w:tab w:val="num" w:pos="6480"/>
+        </w:tabs>
+        <w:ind w:left="6480" w:hanging="360"/>
+      </w:pPr>
+      <w:rPr>
+        <w:rFonts w:ascii="Wingdings" w:hAnsi="Wingdings" w:hint="default"/>
+        <w:sz w:val="20"/>
+      </w:rPr>
+    </w:lvl>
+  </w:abstractNum>
+  <w:abstractNum w:abstractNumId="18" w15:restartNumberingAfterBreak="0">
     <w:nsid w:val="20B50AD7"/>
     <w:multiLevelType w:val="multilevel"/>
     <w:tmpl w:val="011CD196"/>
@@ -3853,7 +4873,7 @@
       </w:rPr>
     </w:lvl>
   </w:abstractNum>
-  <w:abstractNum w:abstractNumId="15" w15:restartNumberingAfterBreak="0">
+  <w:abstractNum w:abstractNumId="19" w15:restartNumberingAfterBreak="0">
     <w:nsid w:val="24563899"/>
     <w:multiLevelType w:val="multilevel"/>
     <w:tmpl w:val="224ADC4E"/>
@@ -4002,7 +5022,7 @@
       </w:rPr>
     </w:lvl>
   </w:abstractNum>
-  <w:abstractNum w:abstractNumId="16" w15:restartNumberingAfterBreak="0">
+  <w:abstractNum w:abstractNumId="20" w15:restartNumberingAfterBreak="0">
     <w:nsid w:val="263A28D7"/>
     <w:multiLevelType w:val="multilevel"/>
     <w:tmpl w:val="12362410"/>
@@ -4151,7 +5171,7 @@
       </w:rPr>
     </w:lvl>
   </w:abstractNum>
-  <w:abstractNum w:abstractNumId="17" w15:restartNumberingAfterBreak="0">
+  <w:abstractNum w:abstractNumId="21" w15:restartNumberingAfterBreak="0">
     <w:nsid w:val="27C745BE"/>
     <w:multiLevelType w:val="multilevel"/>
     <w:tmpl w:val="A2120530"/>
@@ -4300,7 +5320,7 @@
       </w:rPr>
     </w:lvl>
   </w:abstractNum>
-  <w:abstractNum w:abstractNumId="18" w15:restartNumberingAfterBreak="0">
+  <w:abstractNum w:abstractNumId="22" w15:restartNumberingAfterBreak="0">
     <w:nsid w:val="370872A3"/>
     <w:multiLevelType w:val="multilevel"/>
     <w:tmpl w:val="49B28B98"/>
@@ -4449,7 +5469,7 @@
       </w:rPr>
     </w:lvl>
   </w:abstractNum>
-  <w:abstractNum w:abstractNumId="19" w15:restartNumberingAfterBreak="0">
+  <w:abstractNum w:abstractNumId="23" w15:restartNumberingAfterBreak="0">
     <w:nsid w:val="37E05497"/>
     <w:multiLevelType w:val="multilevel"/>
     <w:tmpl w:val="D326044E"/>
@@ -4598,7 +5618,156 @@
       </w:rPr>
     </w:lvl>
   </w:abstractNum>
-  <w:abstractNum w:abstractNumId="20" w15:restartNumberingAfterBreak="0">
+  <w:abstractNum w:abstractNumId="24" w15:restartNumberingAfterBreak="0">
+    <w:nsid w:val="3C2F15E7"/>
+    <w:multiLevelType w:val="multilevel"/>
+    <w:tmpl w:val="F55EC04E"/>
+    <w:lvl w:ilvl="0">
+      <w:start w:val="1"/>
+      <w:numFmt w:val="bullet"/>
+      <w:lvlText w:val=""/>
+      <w:lvlJc w:val="left"/>
+      <w:pPr>
+        <w:tabs>
+          <w:tab w:val="num" w:pos="720"/>
+        </w:tabs>
+        <w:ind w:left="720" w:hanging="360"/>
+      </w:pPr>
+      <w:rPr>
+        <w:rFonts w:ascii="Symbol" w:hAnsi="Symbol" w:hint="default"/>
+        <w:sz w:val="20"/>
+      </w:rPr>
+    </w:lvl>
+    <w:lvl w:ilvl="1" w:tentative="1">
+      <w:start w:val="1"/>
+      <w:numFmt w:val="bullet"/>
+      <w:lvlText w:val="o"/>
+      <w:lvlJc w:val="left"/>
+      <w:pPr>
+        <w:tabs>
+          <w:tab w:val="num" w:pos="1440"/>
+        </w:tabs>
+        <w:ind w:left="1440" w:hanging="360"/>
+      </w:pPr>
+      <w:rPr>
+        <w:rFonts w:ascii="Courier New" w:hAnsi="Courier New" w:hint="default"/>
+        <w:sz w:val="20"/>
+      </w:rPr>
+    </w:lvl>
+    <w:lvl w:ilvl="2" w:tentative="1">
+      <w:start w:val="1"/>
+      <w:numFmt w:val="bullet"/>
+      <w:lvlText w:val=""/>
+      <w:lvlJc w:val="left"/>
+      <w:pPr>
+        <w:tabs>
+          <w:tab w:val="num" w:pos="2160"/>
+        </w:tabs>
+        <w:ind w:left="2160" w:hanging="360"/>
+      </w:pPr>
+      <w:rPr>
+        <w:rFonts w:ascii="Wingdings" w:hAnsi="Wingdings" w:hint="default"/>
+        <w:sz w:val="20"/>
+      </w:rPr>
+    </w:lvl>
+    <w:lvl w:ilvl="3" w:tentative="1">
+      <w:start w:val="1"/>
+      <w:numFmt w:val="bullet"/>
+      <w:lvlText w:val=""/>
+      <w:lvlJc w:val="left"/>
+      <w:pPr>
+        <w:tabs>
+          <w:tab w:val="num" w:pos="2880"/>
+        </w:tabs>
+        <w:ind w:left="2880" w:hanging="360"/>
+      </w:pPr>
+      <w:rPr>
+        <w:rFonts w:ascii="Wingdings" w:hAnsi="Wingdings" w:hint="default"/>
+        <w:sz w:val="20"/>
+      </w:rPr>
+    </w:lvl>
+    <w:lvl w:ilvl="4" w:tentative="1">
+      <w:start w:val="1"/>
+      <w:numFmt w:val="bullet"/>
+      <w:lvlText w:val=""/>
+      <w:lvlJc w:val="left"/>
+      <w:pPr>
+        <w:tabs>
+          <w:tab w:val="num" w:pos="3600"/>
+        </w:tabs>
+        <w:ind w:left="3600" w:hanging="360"/>
+      </w:pPr>
+      <w:rPr>
+        <w:rFonts w:ascii="Wingdings" w:hAnsi="Wingdings" w:hint="default"/>
+        <w:sz w:val="20"/>
+      </w:rPr>
+    </w:lvl>
+    <w:lvl w:ilvl="5" w:tentative="1">
+      <w:start w:val="1"/>
+      <w:numFmt w:val="bullet"/>
+      <w:lvlText w:val=""/>
+      <w:lvlJc w:val="left"/>
+      <w:pPr>
+        <w:tabs>
+          <w:tab w:val="num" w:pos="4320"/>
+        </w:tabs>
+        <w:ind w:left="4320" w:hanging="360"/>
+      </w:pPr>
+      <w:rPr>
+        <w:rFonts w:ascii="Wingdings" w:hAnsi="Wingdings" w:hint="default"/>
+        <w:sz w:val="20"/>
+      </w:rPr>
+    </w:lvl>
+    <w:lvl w:ilvl="6" w:tentative="1">
+      <w:start w:val="1"/>
+      <w:numFmt w:val="bullet"/>
+      <w:lvlText w:val=""/>
+      <w:lvlJc w:val="left"/>
+      <w:pPr>
+        <w:tabs>
+          <w:tab w:val="num" w:pos="5040"/>
+        </w:tabs>
+        <w:ind w:left="5040" w:hanging="360"/>
+      </w:pPr>
+      <w:rPr>
+        <w:rFonts w:ascii="Wingdings" w:hAnsi="Wingdings" w:hint="default"/>
+        <w:sz w:val="20"/>
+      </w:rPr>
+    </w:lvl>
+    <w:lvl w:ilvl="7" w:tentative="1">
+      <w:start w:val="1"/>
+      <w:numFmt w:val="bullet"/>
+      <w:lvlText w:val=""/>
+      <w:lvlJc w:val="left"/>
+      <w:pPr>
+        <w:tabs>
+          <w:tab w:val="num" w:pos="5760"/>
+        </w:tabs>
+        <w:ind w:left="5760" w:hanging="360"/>
+      </w:pPr>
+      <w:rPr>
+        <w:rFonts w:ascii="Wingdings" w:hAnsi="Wingdings" w:hint="default"/>
+        <w:sz w:val="20"/>
+      </w:rPr>
+    </w:lvl>
+    <w:lvl w:ilvl="8" w:tentative="1">
+      <w:start w:val="1"/>
+      <w:numFmt w:val="bullet"/>
+      <w:lvlText w:val=""/>
+      <w:lvlJc w:val="left"/>
+      <w:pPr>
+        <w:tabs>
+          <w:tab w:val="num" w:pos="6480"/>
+        </w:tabs>
+        <w:ind w:left="6480" w:hanging="360"/>
+      </w:pPr>
+      <w:rPr>
+        <w:rFonts w:ascii="Wingdings" w:hAnsi="Wingdings" w:hint="default"/>
+        <w:sz w:val="20"/>
+      </w:rPr>
+    </w:lvl>
+  </w:abstractNum>
+  <w:abstractNum w:abstractNumId="25" w15:restartNumberingAfterBreak="0">
     <w:nsid w:val="3C3D281E"/>
     <w:multiLevelType w:val="multilevel"/>
     <w:tmpl w:val="826A9322"/>
@@ -4747,7 +5916,7 @@
       </w:rPr>
     </w:lvl>
   </w:abstractNum>
-  <w:abstractNum w:abstractNumId="21" w15:restartNumberingAfterBreak="0">
+  <w:abstractNum w:abstractNumId="26" w15:restartNumberingAfterBreak="0">
     <w:nsid w:val="4D0D1E26"/>
     <w:multiLevelType w:val="multilevel"/>
     <w:tmpl w:val="83B6530A"/>
@@ -4896,7 +6065,7 @@
       </w:rPr>
     </w:lvl>
   </w:abstractNum>
-  <w:abstractNum w:abstractNumId="22" w15:restartNumberingAfterBreak="0">
+  <w:abstractNum w:abstractNumId="27" w15:restartNumberingAfterBreak="0">
     <w:nsid w:val="4D515583"/>
     <w:multiLevelType w:val="multilevel"/>
     <w:tmpl w:val="A71A1D92"/>
@@ -5045,7 +6214,7 @@
       </w:rPr>
     </w:lvl>
   </w:abstractNum>
-  <w:abstractNum w:abstractNumId="23" w15:restartNumberingAfterBreak="0">
+  <w:abstractNum w:abstractNumId="28" w15:restartNumberingAfterBreak="0">
     <w:nsid w:val="513A5AB1"/>
     <w:multiLevelType w:val="multilevel"/>
     <w:tmpl w:val="1AEC1C72"/>
@@ -5194,7 +6363,7 @@
       </w:rPr>
     </w:lvl>
   </w:abstractNum>
-  <w:abstractNum w:abstractNumId="24" w15:restartNumberingAfterBreak="0">
+  <w:abstractNum w:abstractNumId="29" w15:restartNumberingAfterBreak="0">
     <w:nsid w:val="52E31639"/>
     <w:multiLevelType w:val="multilevel"/>
     <w:tmpl w:val="67F46AA4"/>
@@ -5343,7 +6512,7 @@
       </w:rPr>
     </w:lvl>
   </w:abstractNum>
-  <w:abstractNum w:abstractNumId="25" w15:restartNumberingAfterBreak="0">
+  <w:abstractNum w:abstractNumId="30" w15:restartNumberingAfterBreak="0">
     <w:nsid w:val="53AD60A2"/>
     <w:multiLevelType w:val="multilevel"/>
     <w:tmpl w:val="E182D862"/>
@@ -5492,7 +6661,7 @@
       </w:rPr>
     </w:lvl>
   </w:abstractNum>
-  <w:abstractNum w:abstractNumId="26" w15:restartNumberingAfterBreak="0">
+  <w:abstractNum w:abstractNumId="31" w15:restartNumberingAfterBreak="0">
     <w:nsid w:val="5A302970"/>
     <w:multiLevelType w:val="multilevel"/>
     <w:tmpl w:val="F310373A"/>
@@ -5641,7 +6810,7 @@
       </w:rPr>
     </w:lvl>
   </w:abstractNum>
-  <w:abstractNum w:abstractNumId="27" w15:restartNumberingAfterBreak="0">
+  <w:abstractNum w:abstractNumId="32" w15:restartNumberingAfterBreak="0">
     <w:nsid w:val="5CAF6C8D"/>
     <w:multiLevelType w:val="multilevel"/>
     <w:tmpl w:val="3EB0454A"/>
@@ -5790,7 +6959,7 @@
       </w:rPr>
     </w:lvl>
   </w:abstractNum>
-  <w:abstractNum w:abstractNumId="28" w15:restartNumberingAfterBreak="0">
+  <w:abstractNum w:abstractNumId="33" w15:restartNumberingAfterBreak="0">
     <w:nsid w:val="5F4115A0"/>
     <w:multiLevelType w:val="multilevel"/>
     <w:tmpl w:val="90A6C498"/>
@@ -5939,7 +7108,7 @@
       </w:rPr>
     </w:lvl>
   </w:abstractNum>
-  <w:abstractNum w:abstractNumId="29" w15:restartNumberingAfterBreak="0">
+  <w:abstractNum w:abstractNumId="34" w15:restartNumberingAfterBreak="0">
     <w:nsid w:val="68A01D40"/>
     <w:multiLevelType w:val="multilevel"/>
     <w:tmpl w:val="C70A47DC"/>
@@ -6052,7 +7221,7 @@
       </w:pPr>
     </w:lvl>
   </w:abstractNum>
-  <w:abstractNum w:abstractNumId="30" w15:restartNumberingAfterBreak="0">
+  <w:abstractNum w:abstractNumId="35" w15:restartNumberingAfterBreak="0">
     <w:nsid w:val="6FFC6137"/>
     <w:multiLevelType w:val="multilevel"/>
     <w:tmpl w:val="6FB4E614"/>
@@ -6201,7 +7370,120 @@
       </w:rPr>
     </w:lvl>
   </w:abstractNum>
-  <w:abstractNum w:abstractNumId="31" w15:restartNumberingAfterBreak="0">
+  <w:abstractNum w:abstractNumId="36" w15:restartNumberingAfterBreak="0">
+    <w:nsid w:val="73072A88"/>
+    <w:multiLevelType w:val="multilevel"/>
+    <w:tmpl w:val="DE669344"/>
+    <w:lvl w:ilvl="0">
+      <w:start w:val="1"/>
+      <w:numFmt w:val="decimal"/>
+      <w:lvlText w:val="%1."/>
+      <w:lvlJc w:val="left"/>
+      <w:pPr>
+        <w:tabs>
+          <w:tab w:val="num" w:pos="720"/>
+        </w:tabs>
+        <w:ind w:left="720" w:hanging="360"/>
+      </w:pPr>
+    </w:lvl>
+    <w:lvl w:ilvl="1" w:tentative="1">
+      <w:start w:val="1"/>
+      <w:numFmt w:val="decimal"/>
+      <w:lvlText w:val="%2."/>
+      <w:lvlJc w:val="left"/>
+      <w:pPr>
+        <w:tabs>
+          <w:tab w:val="num" w:pos="1440"/>
+        </w:tabs>
+        <w:ind w:left="1440" w:hanging="360"/>
+      </w:pPr>
+    </w:lvl>
+    <w:lvl w:ilvl="2" w:tentative="1">
+      <w:start w:val="1"/>
+      <w:numFmt w:val="decimal"/>
+      <w:lvlText w:val="%3."/>
+      <w:lvlJc w:val="left"/>
+      <w:pPr>
+        <w:tabs>
+          <w:tab w:val="num" w:pos="2160"/>
+        </w:tabs>
+        <w:ind w:left="2160" w:hanging="360"/>
+      </w:pPr>
+    </w:lvl>
+    <w:lvl w:ilvl="3" w:tentative="1">
+      <w:start w:val="1"/>
+      <w:numFmt w:val="decimal"/>
+      <w:lvlText w:val="%4."/>
+      <w:lvlJc w:val="left"/>
+      <w:pPr>
+        <w:tabs>
+          <w:tab w:val="num" w:pos="2880"/>
+        </w:tabs>
+        <w:ind w:left="2880" w:hanging="360"/>
+      </w:pPr>
+    </w:lvl>
+    <w:lvl w:ilvl="4" w:tentative="1">
+      <w:start w:val="1"/>
+      <w:numFmt w:val="decimal"/>
+      <w:lvlText w:val="%5."/>
+      <w:lvlJc w:val="left"/>
+      <w:pPr>
+        <w:tabs>
+          <w:tab w:val="num" w:pos="3600"/>
+        </w:tabs>
+        <w:ind w:left="3600" w:hanging="360"/>
+      </w:pPr>
+    </w:lvl>
+    <w:lvl w:ilvl="5" w:tentative="1">
+      <w:start w:val="1"/>
+      <w:numFmt w:val="decimal"/>
+      <w:lvlText w:val="%6."/>
+      <w:lvlJc w:val="left"/>
+      <w:pPr>
+        <w:tabs>
+          <w:tab w:val="num" w:pos="4320"/>
+        </w:tabs>
+        <w:ind w:left="4320" w:hanging="360"/>
+      </w:pPr>
+    </w:lvl>
+    <w:lvl w:ilvl="6" w:tentative="1">
+      <w:start w:val="1"/>
+      <w:numFmt w:val="decimal"/>
+      <w:lvlText w:val="%7."/>
+      <w:lvlJc w:val="left"/>
+      <w:pPr>
+        <w:tabs>
+          <w:tab w:val="num" w:pos="5040"/>
+        </w:tabs>
+        <w:ind w:left="5040" w:hanging="360"/>
+      </w:pPr>
+    </w:lvl>
+    <w:lvl w:ilvl="7" w:tentative="1">
+      <w:start w:val="1"/>
+      <w:numFmt w:val="decimal"/>
+      <w:lvlText w:val="%8."/>
+      <w:lvlJc w:val="left"/>
+      <w:pPr>
+        <w:tabs>
+          <w:tab w:val="num" w:pos="5760"/>
+        </w:tabs>
+        <w:ind w:left="5760" w:hanging="360"/>
+      </w:pPr>
+    </w:lvl>
+    <w:lvl w:ilvl="8" w:tentative="1">
+      <w:start w:val="1"/>
+      <w:numFmt w:val="decimal"/>
+      <w:lvlText w:val="%9."/>
+      <w:lvlJc w:val="left"/>
+      <w:pPr>
+        <w:tabs>
+          <w:tab w:val="num" w:pos="6480"/>
+        </w:tabs>
+        <w:ind w:left="6480" w:hanging="360"/>
+      </w:pPr>
+    </w:lvl>
+  </w:abstractNum>
+  <w:abstractNum w:abstractNumId="37" w15:restartNumberingAfterBreak="0">
     <w:nsid w:val="75687098"/>
     <w:multiLevelType w:val="multilevel"/>
     <w:tmpl w:val="7CC4CC64"/>
@@ -6314,7 +7596,7 @@
       </w:pPr>
     </w:lvl>
   </w:abstractNum>
-  <w:abstractNum w:abstractNumId="32" w15:restartNumberingAfterBreak="0">
+  <w:abstractNum w:abstractNumId="38" w15:restartNumberingAfterBreak="0">
     <w:nsid w:val="75B151F9"/>
     <w:multiLevelType w:val="multilevel"/>
     <w:tmpl w:val="0CE6518E"/>
@@ -6463,8 +7745,157 @@
       </w:rPr>
     </w:lvl>
   </w:abstractNum>
+  <w:abstractNum w:abstractNumId="39" w15:restartNumberingAfterBreak="0">
+    <w:nsid w:val="786F1944"/>
+    <w:multiLevelType w:val="multilevel"/>
+    <w:tmpl w:val="E81E4F2E"/>
+    <w:lvl w:ilvl="0">
+      <w:start w:val="1"/>
+      <w:numFmt w:val="bullet"/>
+      <w:lvlText w:val=""/>
+      <w:lvlJc w:val="left"/>
+      <w:pPr>
+        <w:tabs>
+          <w:tab w:val="num" w:pos="720"/>
+        </w:tabs>
+        <w:ind w:left="720" w:hanging="360"/>
+      </w:pPr>
+      <w:rPr>
+        <w:rFonts w:ascii="Symbol" w:hAnsi="Symbol" w:hint="default"/>
+        <w:sz w:val="20"/>
+      </w:rPr>
+    </w:lvl>
+    <w:lvl w:ilvl="1">
+      <w:start w:val="1"/>
+      <w:numFmt w:val="bullet"/>
+      <w:lvlText w:val="o"/>
+      <w:lvlJc w:val="left"/>
+      <w:pPr>
+        <w:tabs>
+          <w:tab w:val="num" w:pos="1440"/>
+        </w:tabs>
+        <w:ind w:left="1440" w:hanging="360"/>
+      </w:pPr>
+      <w:rPr>
+        <w:rFonts w:ascii="Courier New" w:hAnsi="Courier New" w:hint="default"/>
+        <w:sz w:val="20"/>
+      </w:rPr>
+    </w:lvl>
+    <w:lvl w:ilvl="2" w:tentative="1">
+      <w:start w:val="1"/>
+      <w:numFmt w:val="bullet"/>
+      <w:lvlText w:val=""/>
+      <w:lvlJc w:val="left"/>
+      <w:pPr>
+        <w:tabs>
+          <w:tab w:val="num" w:pos="2160"/>
+        </w:tabs>
+        <w:ind w:left="2160" w:hanging="360"/>
+      </w:pPr>
+      <w:rPr>
+        <w:rFonts w:ascii="Wingdings" w:hAnsi="Wingdings" w:hint="default"/>
+        <w:sz w:val="20"/>
+      </w:rPr>
+    </w:lvl>
+    <w:lvl w:ilvl="3" w:tentative="1">
+      <w:start w:val="1"/>
+      <w:numFmt w:val="bullet"/>
+      <w:lvlText w:val=""/>
+      <w:lvlJc w:val="left"/>
+      <w:pPr>
+        <w:tabs>
+          <w:tab w:val="num" w:pos="2880"/>
+        </w:tabs>
+        <w:ind w:left="2880" w:hanging="360"/>
+      </w:pPr>
+      <w:rPr>
+        <w:rFonts w:ascii="Wingdings" w:hAnsi="Wingdings" w:hint="default"/>
+        <w:sz w:val="20"/>
+      </w:rPr>
+    </w:lvl>
+    <w:lvl w:ilvl="4" w:tentative="1">
+      <w:start w:val="1"/>
+      <w:numFmt w:val="bullet"/>
+      <w:lvlText w:val=""/>
+      <w:lvlJc w:val="left"/>
+      <w:pPr>
+        <w:tabs>
+          <w:tab w:val="num" w:pos="3600"/>
+        </w:tabs>
+        <w:ind w:left="3600" w:hanging="360"/>
+      </w:pPr>
+      <w:rPr>
+        <w:rFonts w:ascii="Wingdings" w:hAnsi="Wingdings" w:hint="default"/>
+        <w:sz w:val="20"/>
+      </w:rPr>
+    </w:lvl>
+    <w:lvl w:ilvl="5" w:tentative="1">
+      <w:start w:val="1"/>
+      <w:numFmt w:val="bullet"/>
+      <w:lvlText w:val=""/>
+      <w:lvlJc w:val="left"/>
+      <w:pPr>
+        <w:tabs>
+          <w:tab w:val="num" w:pos="4320"/>
+        </w:tabs>
+        <w:ind w:left="4320" w:hanging="360"/>
+      </w:pPr>
+      <w:rPr>
+        <w:rFonts w:ascii="Wingdings" w:hAnsi="Wingdings" w:hint="default"/>
+        <w:sz w:val="20"/>
+      </w:rPr>
+    </w:lvl>
+    <w:lvl w:ilvl="6" w:tentative="1">
+      <w:start w:val="1"/>
+      <w:numFmt w:val="bullet"/>
+      <w:lvlText w:val=""/>
+      <w:lvlJc w:val="left"/>
+      <w:pPr>
+        <w:tabs>
+          <w:tab w:val="num" w:pos="5040"/>
+        </w:tabs>
+        <w:ind w:left="5040" w:hanging="360"/>
+      </w:pPr>
+      <w:rPr>
+        <w:rFonts w:ascii="Wingdings" w:hAnsi="Wingdings" w:hint="default"/>
+        <w:sz w:val="20"/>
+      </w:rPr>
+    </w:lvl>
+    <w:lvl w:ilvl="7" w:tentative="1">
+      <w:start w:val="1"/>
+      <w:numFmt w:val="bullet"/>
+      <w:lvlText w:val=""/>
+      <w:lvlJc w:val="left"/>
+      <w:pPr>
+        <w:tabs>
+          <w:tab w:val="num" w:pos="5760"/>
+        </w:tabs>
+        <w:ind w:left="5760" w:hanging="360"/>
+      </w:pPr>
+      <w:rPr>
+        <w:rFonts w:ascii="Wingdings" w:hAnsi="Wingdings" w:hint="default"/>
+        <w:sz w:val="20"/>
+      </w:rPr>
+    </w:lvl>
+    <w:lvl w:ilvl="8" w:tentative="1">
+      <w:start w:val="1"/>
+      <w:numFmt w:val="bullet"/>
+      <w:lvlText w:val=""/>
+      <w:lvlJc w:val="left"/>
+      <w:pPr>
+        <w:tabs>
+          <w:tab w:val="num" w:pos="6480"/>
+        </w:tabs>
+        <w:ind w:left="6480" w:hanging="360"/>
+      </w:pPr>
+      <w:rPr>
+        <w:rFonts w:ascii="Wingdings" w:hAnsi="Wingdings" w:hint="default"/>
+        <w:sz w:val="20"/>
+      </w:rPr>
+    </w:lvl>
+  </w:abstractNum>
   <w:num w:numId="1" w16cid:durableId="530342671">
-    <w:abstractNumId w:val="29"/>
+    <w:abstractNumId w:val="34"/>
   </w:num>
   <w:num w:numId="2" w16cid:durableId="1200627153">
     <w:abstractNumId w:val="1"/>
@@ -6476,61 +7907,61 @@
     <w:abstractNumId w:val="6"/>
   </w:num>
   <w:num w:numId="5" w16cid:durableId="778109607">
-    <w:abstractNumId w:val="13"/>
+    <w:abstractNumId w:val="15"/>
   </w:num>
   <w:num w:numId="6" w16cid:durableId="106047739">
+    <w:abstractNumId w:val="35"/>
+  </w:num>
+  <w:num w:numId="7" w16cid:durableId="1760447336">
     <w:abstractNumId w:val="30"/>
   </w:num>
-  <w:num w:numId="7" w16cid:durableId="1760447336">
-    <w:abstractNumId w:val="25"/>
-  </w:num>
   <w:num w:numId="8" w16cid:durableId="1043361786">
-    <w:abstractNumId w:val="12"/>
+    <w:abstractNumId w:val="14"/>
   </w:num>
   <w:num w:numId="9" w16cid:durableId="1885873991">
-    <w:abstractNumId w:val="16"/>
+    <w:abstractNumId w:val="20"/>
   </w:num>
   <w:num w:numId="10" w16cid:durableId="1281644731">
     <w:abstractNumId w:val="3"/>
   </w:num>
   <w:num w:numId="11" w16cid:durableId="1278562823">
-    <w:abstractNumId w:val="24"/>
+    <w:abstractNumId w:val="29"/>
   </w:num>
   <w:num w:numId="12" w16cid:durableId="1745102554">
-    <w:abstractNumId w:val="9"/>
+    <w:abstractNumId w:val="10"/>
   </w:num>
   <w:num w:numId="13" w16cid:durableId="761682422">
-    <w:abstractNumId w:val="15"/>
+    <w:abstractNumId w:val="19"/>
   </w:num>
   <w:num w:numId="14" w16cid:durableId="1287741181">
+    <w:abstractNumId w:val="37"/>
+  </w:num>
+  <w:num w:numId="15" w16cid:durableId="350647728">
     <w:abstractNumId w:val="31"/>
   </w:num>
-  <w:num w:numId="15" w16cid:durableId="350647728">
-    <w:abstractNumId w:val="26"/>
-  </w:num>
   <w:num w:numId="16" w16cid:durableId="1698657321">
-    <w:abstractNumId w:val="18"/>
+    <w:abstractNumId w:val="22"/>
   </w:num>
   <w:num w:numId="17" w16cid:durableId="1901987379">
-    <w:abstractNumId w:val="10"/>
+    <w:abstractNumId w:val="12"/>
   </w:num>
   <w:num w:numId="18" w16cid:durableId="1114709122">
     <w:abstractNumId w:val="7"/>
   </w:num>
   <w:num w:numId="19" w16cid:durableId="495805765">
-    <w:abstractNumId w:val="21"/>
+    <w:abstractNumId w:val="26"/>
   </w:num>
   <w:num w:numId="20" w16cid:durableId="1049258092">
-    <w:abstractNumId w:val="27"/>
+    <w:abstractNumId w:val="32"/>
   </w:num>
   <w:num w:numId="21" w16cid:durableId="1210341643">
+    <w:abstractNumId w:val="28"/>
+  </w:num>
+  <w:num w:numId="22" w16cid:durableId="858280700">
     <w:abstractNumId w:val="23"/>
   </w:num>
-  <w:num w:numId="22" w16cid:durableId="858280700">
-    <w:abstractNumId w:val="19"/>
-  </w:num>
   <w:num w:numId="23" w16cid:durableId="1628967363">
-    <w:abstractNumId w:val="22"/>
+    <w:abstractNumId w:val="27"/>
   </w:num>
   <w:num w:numId="24" w16cid:durableId="1294746875">
     <w:abstractNumId w:val="5"/>
@@ -6539,28 +7970,49 @@
     <w:abstractNumId w:val="2"/>
   </w:num>
   <w:num w:numId="26" w16cid:durableId="506287386">
-    <w:abstractNumId w:val="32"/>
+    <w:abstractNumId w:val="38"/>
   </w:num>
   <w:num w:numId="27" w16cid:durableId="1810979722">
     <w:abstractNumId w:val="4"/>
   </w:num>
   <w:num w:numId="28" w16cid:durableId="1441947281">
-    <w:abstractNumId w:val="8"/>
+    <w:abstractNumId w:val="9"/>
   </w:num>
   <w:num w:numId="29" w16cid:durableId="564071471">
+    <w:abstractNumId w:val="21"/>
+  </w:num>
+  <w:num w:numId="30" w16cid:durableId="1917130700">
+    <w:abstractNumId w:val="13"/>
+  </w:num>
+  <w:num w:numId="31" w16cid:durableId="224419181">
+    <w:abstractNumId w:val="18"/>
+  </w:num>
+  <w:num w:numId="32" w16cid:durableId="989556584">
+    <w:abstractNumId w:val="33"/>
+  </w:num>
+  <w:num w:numId="33" w16cid:durableId="257451106">
+    <w:abstractNumId w:val="25"/>
+  </w:num>
+  <w:num w:numId="34" w16cid:durableId="155153747">
+    <w:abstractNumId w:val="39"/>
+  </w:num>
+  <w:num w:numId="35" w16cid:durableId="13770736">
+    <w:abstractNumId w:val="24"/>
+  </w:num>
+  <w:num w:numId="36" w16cid:durableId="329455477">
+    <w:abstractNumId w:val="36"/>
+  </w:num>
+  <w:num w:numId="37" w16cid:durableId="695085672">
+    <w:abstractNumId w:val="16"/>
+  </w:num>
+  <w:num w:numId="38" w16cid:durableId="334040445">
     <w:abstractNumId w:val="17"/>
   </w:num>
-  <w:num w:numId="30" w16cid:durableId="1917130700">
+  <w:num w:numId="39" w16cid:durableId="1227033396">
     <w:abstractNumId w:val="11"/>
   </w:num>
-  <w:num w:numId="31" w16cid:durableId="224419181">
-    <w:abstractNumId w:val="14"/>
-  </w:num>
-  <w:num w:numId="32" w16cid:durableId="989556584">
-    <w:abstractNumId w:val="28"/>
-  </w:num>
-  <w:num w:numId="33" w16cid:durableId="257451106">
-    <w:abstractNumId w:val="20"/>
+  <w:num w:numId="40" w16cid:durableId="764884504">
+    <w:abstractNumId w:val="8"/>
   </w:num>
 </w:numbering>
 </file>
@@ -7557,6 +9009,17 @@
       <w14:ligatures w14:val="none"/>
     </w:rPr>
   </w:style>
+  <w:style w:type="character" w:styleId="Hyperlink">
+    <w:name w:val="Hyperlink"/>
+    <w:basedOn w:val="DefaultParagraphFont"/>
+    <w:uiPriority w:val="99"/>
+    <w:unhideWhenUsed/>
+    <w:rsid w:val="002434AD"/>
+    <w:rPr>
+      <w:color w:val="0000FF"/>
+      <w:u w:val="single"/>
+    </w:rPr>
+  </w:style>
 </w:styles>
 </file>
 
